--- a/SQLhomework1.docx
+++ b/SQLhomework1.docx
@@ -654,6 +654,24 @@
       </w:pPr>
       <w:r>
         <w:t>OR have a budget greater than 100,000 but less than 500,000.</w:t>
+      </w:r>
+    </w:p>
+    <w:p>
+      <w:pPr>
+        <w:spacing w:after="200" w:line="276" w:lineRule="auto"/>
+      </w:pPr>
+    </w:p>
+    <w:p>
+      <w:pPr>
+        <w:spacing w:after="200" w:line="276" w:lineRule="auto"/>
+      </w:pPr>
+    </w:p>
+    <w:p>
+      <w:pPr>
+        <w:spacing w:after="200" w:line="276" w:lineRule="auto"/>
+      </w:pPr>
+      <w:r>
+        <w:t>Test file</w:t>
       </w:r>
     </w:p>
     <w:sectPr>
